--- a/CR465-synthese-groupe-D.docx
+++ b/CR465-synthese-groupe-D.docx
@@ -1855,36 +1855,6 @@
           </w:p>
         </w:tc>
       </w:tr>
-      <w:tr>
-        <w:tc>
-          <w:tcPr>
-            <w:tcW w:type="dxa" w:w="3515"/>
-          </w:tcPr>
-          <w:p>
-            <w:r/>
-            <w:r>
-              <w:rPr>
-                <w:sz w:val="18"/>
-              </w:rPr>
-              <w:t>whoami conservé</w:t>
-            </w:r>
-          </w:p>
-        </w:tc>
-        <w:tc>
-          <w:tcPr>
-            <w:tcW w:type="dxa" w:w="5839"/>
-          </w:tcPr>
-          <w:p>
-            <w:r/>
-            <w:r>
-              <w:rPr>
-                <w:sz w:val="18"/>
-              </w:rPr>
-              <w:t>Service de test, 15 vulnérabilités HIGH, à retirer avant la remise</w:t>
-            </w:r>
-          </w:p>
-        </w:tc>
-      </w:tr>
     </w:tbl>
     <w:p>
       <w:pPr>

--- a/CR465-synthese-groupe-D.docx
+++ b/CR465-synthese-groupe-D.docx
@@ -1207,7 +1207,7 @@
           <w:b w:val="0"/>
           <w:i w:val="0"/>
         </w:rPr>
-        <w:t>Le parcours attendu est opérationnel. Drupal Commerce déclenche un webhook signé lorsqu'une commande passe à l'état « completed » ; n8n recherche l'apprenant dans Moodle puis l'inscrit au cours via l'API REST, avec un compte de service à privilèges limités (aucun accès administrateur).</w:t>
+        <w:t>Le parcours attendu est opérationnel. Drupal Commerce déclenche un webhook signé lorsqu'une commande passe à l'état « completed » ; n8n crée le compte Moodle s'il n'existe pas, puis inscrit l'apprenant au cours via l'API REST, avec un compte de service à privilèges limités (aucun accès administrateur).</w:t>
       </w:r>
     </w:p>
     <w:p>
@@ -1776,36 +1776,6 @@
               <w:rPr>
                 <w:sz w:val="18"/>
               </w:rPr>
-              <w:t>Création de compte Moodle</w:t>
-            </w:r>
-          </w:p>
-        </w:tc>
-        <w:tc>
-          <w:tcPr>
-            <w:tcW w:type="dxa" w:w="5839"/>
-          </w:tcPr>
-          <w:p>
-            <w:r/>
-            <w:r>
-              <w:rPr>
-                <w:sz w:val="18"/>
-              </w:rPr>
-              <w:t>Assurée par le premier login SSO ; création par n8n à ajouter</w:t>
-            </w:r>
-          </w:p>
-        </w:tc>
-      </w:tr>
-      <w:tr>
-        <w:tc>
-          <w:tcPr>
-            <w:tcW w:type="dxa" w:w="3515"/>
-          </w:tcPr>
-          <w:p>
-            <w:r/>
-            <w:r>
-              <w:rPr>
-                <w:sz w:val="18"/>
-              </w:rPr>
               <w:t>Signature HMAC du webhook</w:t>
             </w:r>
           </w:p>

--- a/CR465-synthese-groupe-D.docx
+++ b/CR465-synthese-groupe-D.docx
@@ -1776,36 +1776,6 @@
               <w:rPr>
                 <w:sz w:val="18"/>
               </w:rPr>
-              <w:t>Signature HMAC du webhook</w:t>
-            </w:r>
-          </w:p>
-        </w:tc>
-        <w:tc>
-          <w:tcPr>
-            <w:tcW w:type="dxa" w:w="5839"/>
-          </w:tcPr>
-          <w:p>
-            <w:r/>
-            <w:r>
-              <w:rPr>
-                <w:sz w:val="18"/>
-              </w:rPr>
-              <w:t>Émise par Drupal, pas encore vérifiée par n8n</w:t>
-            </w:r>
-          </w:p>
-        </w:tc>
-      </w:tr>
-      <w:tr>
-        <w:tc>
-          <w:tcPr>
-            <w:tcW w:type="dxa" w:w="3515"/>
-          </w:tcPr>
-          <w:p>
-            <w:r/>
-            <w:r>
-              <w:rPr>
-                <w:sz w:val="18"/>
-              </w:rPr>
               <w:t>Certificat auto-signé</w:t>
             </w:r>
           </w:p>
